--- a/flow/20230914_vu_template/drafts/2024-03-g/17-НД-Гл.1-Олексія, чоловіка Божого.docx
+++ b/flow/20230914_vu_template/drafts/2024-03-g/17-НД-Гл.1-Олексія, чоловіка Божого.docx
@@ -7618,7 +7618,7 @@
           <w:rFonts w:ascii="Times New Roman" w:hAnsi="Times New Roman"/>
           <w:sz w:val="24"/>
         </w:rPr>
-        <w:t>Коли Гавриїл звістив тобі, Діво: Радуйся!* – то з цим голосом прийняв тіло Владика в тобі, святім кивоті,* як мовив праведний Давид,* і ти з'явилася просторішою небес, носивши Творця свого.* Слава тому, що поселився в тобі!* Слава тому, що вийшов з тебе!* Слава тому, що визволив нас народженням твоїм!</w:t>
+        <w:t>Коли Гавриїл звістив тобі, Діво: Радуйся!* – то з цим голосом прийняв тіло Владика в тобі, святім кивоті,* як мовив праведний Давид,* і ти з'явилася просторішою небес, носивши Творця свого.* Слава тому, що поселився в тобі!* Слава тому, що вийшов з тебе!* Слава тому, що визволив нас народженням твоїм</w:t>
       </w:r>
     </w:p>
     <w:p>
@@ -7939,7 +7939,7 @@
           <w:rFonts w:ascii="Times New Roman" w:hAnsi="Times New Roman"/>
           <w:sz w:val="24"/>
         </w:rPr>
-        <w:t xml:space="preserve"> Христос, істинний Бог наш, молитвами пречистої своєї Матері, святого отця нашого Миколая, архиєпископа, мирлікійського чудотворця, святих, славних і всехвальних апостолів, святого, </w:t>
+        <w:t xml:space="preserve"> Христос, що воскрес із мертвих, істинний Бог наш, молитвами пречистої своєї Матері, святих, славних і всехвальних апостолів, святого, </w:t>
       </w:r>
       <w:r>
         <w:rPr>
@@ -24336,7 +24336,7 @@
           <w:rFonts w:ascii="Times New Roman" w:hAnsi="Times New Roman"/>
           <w:sz w:val="24"/>
         </w:rPr>
-        <w:t xml:space="preserve"> Христос, істинний Бог наш, молитвами пречистої своєї Матері, святого отця нашого Миколая, архиєпископа, мирлікійського чудотворця, святих, славних і всехвальних апостолів, святого, </w:t>
+        <w:t xml:space="preserve"> Христос, що воскрес із мертвих, істинний Бог наш, молитвами пречистої своєї Матері, святих, славних і всехвальних апостолів, святого, </w:t>
       </w:r>
       <w:r>
         <w:rPr>
